--- a/docs/word/02_Local_Setup_Guide.docx
+++ b/docs/word/02_Local_Setup_Guide.docx
@@ -141,7 +141,7 @@
           <w:sz w:val="20"/>
           <w:szCs w:val="20"/>
         </w:rPr>
-        <w:t xml:space="preserve">cd C:\Users\DDK\Documents\Jersey\sports-shop-platform</w:t>
+        <w:t xml:space="preserve">cd C:\Users\DDK\Documents\Jersey\sports-shop-platform-github-ready</w:t>
       </w:r>
     </w:p>
     <w:p>
